--- a/Skrin.docx
+++ b/Skrin.docx
@@ -319,6 +319,102 @@
           <w:lang w:val="ru-RU"/>
         </w:rPr>
       </w:pPr>
+      <w:r>
+        <w:rPr>
+          <w:noProof/>
+        </w:rPr>
+        <w:lastRenderedPageBreak/>
+        <w:drawing>
+          <wp:inline distT="0" distB="0" distL="0" distR="0" wp14:anchorId="1150ABE5" wp14:editId="51C8FFC9">
+            <wp:extent cx="6152515" cy="5833745"/>
+            <wp:effectExtent l="0" t="0" r="635" b="0"/>
+            <wp:docPr id="1990731464" name="Рисунок 1"/>
+            <wp:cNvGraphicFramePr>
+              <a:graphicFrameLocks xmlns:a="http://schemas.openxmlformats.org/drawingml/2006/main" noChangeAspect="1"/>
+            </wp:cNvGraphicFramePr>
+            <a:graphic xmlns:a="http://schemas.openxmlformats.org/drawingml/2006/main">
+              <a:graphicData uri="http://schemas.openxmlformats.org/drawingml/2006/picture">
+                <pic:pic xmlns:pic="http://schemas.openxmlformats.org/drawingml/2006/picture">
+                  <pic:nvPicPr>
+                    <pic:cNvPr id="1990731464" name=""/>
+                    <pic:cNvPicPr/>
+                  </pic:nvPicPr>
+                  <pic:blipFill>
+                    <a:blip r:embed="rId9"/>
+                    <a:stretch>
+                      <a:fillRect/>
+                    </a:stretch>
+                  </pic:blipFill>
+                  <pic:spPr>
+                    <a:xfrm>
+                      <a:off x="0" y="0"/>
+                      <a:ext cx="6152515" cy="5833745"/>
+                    </a:xfrm>
+                    <a:prstGeom prst="rect">
+                      <a:avLst/>
+                    </a:prstGeom>
+                  </pic:spPr>
+                </pic:pic>
+              </a:graphicData>
+            </a:graphic>
+          </wp:inline>
+        </w:drawing>
+      </w:r>
+    </w:p>
+    <w:p>
+      <w:pPr>
+        <w:rPr>
+          <w:lang w:val="uk-UA"/>
+        </w:rPr>
+      </w:pPr>
+      <w:r>
+        <w:rPr>
+          <w:noProof/>
+        </w:rPr>
+        <w:lastRenderedPageBreak/>
+        <w:drawing>
+          <wp:inline distT="0" distB="0" distL="0" distR="0" wp14:anchorId="712C5E65" wp14:editId="17545EC3">
+            <wp:extent cx="6152515" cy="6631305"/>
+            <wp:effectExtent l="0" t="0" r="635" b="0"/>
+            <wp:docPr id="209336290" name="Рисунок 1"/>
+            <wp:cNvGraphicFramePr>
+              <a:graphicFrameLocks xmlns:a="http://schemas.openxmlformats.org/drawingml/2006/main" noChangeAspect="1"/>
+            </wp:cNvGraphicFramePr>
+            <a:graphic xmlns:a="http://schemas.openxmlformats.org/drawingml/2006/main">
+              <a:graphicData uri="http://schemas.openxmlformats.org/drawingml/2006/picture">
+                <pic:pic xmlns:pic="http://schemas.openxmlformats.org/drawingml/2006/picture">
+                  <pic:nvPicPr>
+                    <pic:cNvPr id="209336290" name=""/>
+                    <pic:cNvPicPr/>
+                  </pic:nvPicPr>
+                  <pic:blipFill>
+                    <a:blip r:embed="rId10"/>
+                    <a:stretch>
+                      <a:fillRect/>
+                    </a:stretch>
+                  </pic:blipFill>
+                  <pic:spPr>
+                    <a:xfrm>
+                      <a:off x="0" y="0"/>
+                      <a:ext cx="6152515" cy="6631305"/>
+                    </a:xfrm>
+                    <a:prstGeom prst="rect">
+                      <a:avLst/>
+                    </a:prstGeom>
+                  </pic:spPr>
+                </pic:pic>
+              </a:graphicData>
+            </a:graphic>
+          </wp:inline>
+        </w:drawing>
+      </w:r>
+    </w:p>
+    <w:p>
+      <w:pPr>
+        <w:rPr>
+          <w:lang w:val="uk-UA"/>
+        </w:rPr>
+      </w:pPr>
     </w:p>
     <w:p>
       <w:pPr>
@@ -356,7 +452,7 @@
                     <pic:cNvPicPr/>
                   </pic:nvPicPr>
                   <pic:blipFill>
-                    <a:blip r:embed="rId9"/>
+                    <a:blip r:embed="rId11"/>
                     <a:stretch>
                       <a:fillRect/>
                     </a:stretch>
@@ -405,18 +501,19 @@
         </w:rPr>
       </w:pPr>
       <w:r>
-        <w:lastRenderedPageBreak/>
         <w:t>Grafana</w:t>
       </w:r>
     </w:p>
     <w:p>
       <w:pPr>
         <w:rPr>
+          <w:noProof/>
           <w:lang w:val="uk-UA"/>
         </w:rPr>
       </w:pPr>
       <w:r>
         <w:rPr>
+          <w:noProof/>
           <w:lang w:val="uk-UA"/>
         </w:rPr>
         <w:drawing>
@@ -435,7 +532,7 @@
                     <pic:cNvPicPr/>
                   </pic:nvPicPr>
                   <pic:blipFill>
-                    <a:blip r:embed="rId10"/>
+                    <a:blip r:embed="rId12"/>
                     <a:stretch>
                       <a:fillRect/>
                     </a:stretch>
@@ -455,6 +552,163 @@
           </wp:inline>
         </w:drawing>
       </w:r>
+    </w:p>
+    <w:p>
+      <w:pPr>
+        <w:rPr>
+          <w:lang w:val="uk-UA"/>
+        </w:rPr>
+      </w:pPr>
+    </w:p>
+    <w:p>
+      <w:pPr>
+        <w:rPr>
+          <w:lang w:val="uk-UA"/>
+        </w:rPr>
+      </w:pPr>
+      <w:r>
+        <w:t>Health endpoint</w:t>
+      </w:r>
+    </w:p>
+    <w:p>
+      <w:pPr>
+        <w:rPr>
+          <w:noProof/>
+        </w:rPr>
+      </w:pPr>
+      <w:r>
+        <w:rPr>
+          <w:noProof/>
+        </w:rPr>
+        <w:drawing>
+          <wp:inline distT="0" distB="0" distL="0" distR="0" wp14:anchorId="0F99BE77" wp14:editId="182C918E">
+            <wp:extent cx="4133850" cy="2114550"/>
+            <wp:effectExtent l="0" t="0" r="0" b="0"/>
+            <wp:docPr id="439727277" name="Рисунок 1"/>
+            <wp:cNvGraphicFramePr>
+              <a:graphicFrameLocks xmlns:a="http://schemas.openxmlformats.org/drawingml/2006/main" noChangeAspect="1"/>
+            </wp:cNvGraphicFramePr>
+            <a:graphic xmlns:a="http://schemas.openxmlformats.org/drawingml/2006/main">
+              <a:graphicData uri="http://schemas.openxmlformats.org/drawingml/2006/picture">
+                <pic:pic xmlns:pic="http://schemas.openxmlformats.org/drawingml/2006/picture">
+                  <pic:nvPicPr>
+                    <pic:cNvPr id="439727277" name=""/>
+                    <pic:cNvPicPr/>
+                  </pic:nvPicPr>
+                  <pic:blipFill>
+                    <a:blip r:embed="rId13"/>
+                    <a:stretch>
+                      <a:fillRect/>
+                    </a:stretch>
+                  </pic:blipFill>
+                  <pic:spPr>
+                    <a:xfrm>
+                      <a:off x="0" y="0"/>
+                      <a:ext cx="4133850" cy="2114550"/>
+                    </a:xfrm>
+                    <a:prstGeom prst="rect">
+                      <a:avLst/>
+                    </a:prstGeom>
+                  </pic:spPr>
+                </pic:pic>
+              </a:graphicData>
+            </a:graphic>
+          </wp:inline>
+        </w:drawing>
+      </w:r>
+    </w:p>
+    <w:p>
+      <w:pPr>
+        <w:rPr>
+          <w:noProof/>
+        </w:rPr>
+      </w:pPr>
+    </w:p>
+    <w:p>
+      <w:pPr>
+        <w:rPr>
+          <w:lang w:val="uk-UA"/>
+        </w:rPr>
+      </w:pPr>
+    </w:p>
+    <w:p>
+      <w:pPr>
+        <w:rPr>
+          <w:lang w:val="uk-UA"/>
+        </w:rPr>
+      </w:pPr>
+    </w:p>
+    <w:p>
+      <w:pPr>
+        <w:rPr>
+          <w:lang w:val="uk-UA"/>
+        </w:rPr>
+      </w:pPr>
+    </w:p>
+    <w:p>
+      <w:pPr>
+        <w:rPr>
+          <w:lang w:val="uk-UA"/>
+        </w:rPr>
+      </w:pPr>
+      <w:r>
+        <w:lastRenderedPageBreak/>
+        <w:t>Loki</w:t>
+      </w:r>
+    </w:p>
+    <w:p>
+      <w:pPr>
+        <w:rPr>
+          <w:lang w:val="uk-UA"/>
+        </w:rPr>
+      </w:pPr>
+      <w:r>
+        <w:rPr>
+          <w:lang w:val="uk-UA"/>
+        </w:rPr>
+        <w:drawing>
+          <wp:inline distT="0" distB="0" distL="0" distR="0" wp14:anchorId="098EC1D3" wp14:editId="33C3DF44">
+            <wp:extent cx="6152515" cy="2908300"/>
+            <wp:effectExtent l="0" t="0" r="635" b="6350"/>
+            <wp:docPr id="1085609525" name="Рисунок 1"/>
+            <wp:cNvGraphicFramePr>
+              <a:graphicFrameLocks xmlns:a="http://schemas.openxmlformats.org/drawingml/2006/main" noChangeAspect="1"/>
+            </wp:cNvGraphicFramePr>
+            <a:graphic xmlns:a="http://schemas.openxmlformats.org/drawingml/2006/main">
+              <a:graphicData uri="http://schemas.openxmlformats.org/drawingml/2006/picture">
+                <pic:pic xmlns:pic="http://schemas.openxmlformats.org/drawingml/2006/picture">
+                  <pic:nvPicPr>
+                    <pic:cNvPr id="1085609525" name=""/>
+                    <pic:cNvPicPr/>
+                  </pic:nvPicPr>
+                  <pic:blipFill>
+                    <a:blip r:embed="rId14"/>
+                    <a:stretch>
+                      <a:fillRect/>
+                    </a:stretch>
+                  </pic:blipFill>
+                  <pic:spPr>
+                    <a:xfrm>
+                      <a:off x="0" y="0"/>
+                      <a:ext cx="6152515" cy="2908300"/>
+                    </a:xfrm>
+                    <a:prstGeom prst="rect">
+                      <a:avLst/>
+                    </a:prstGeom>
+                  </pic:spPr>
+                </pic:pic>
+              </a:graphicData>
+            </a:graphic>
+          </wp:inline>
+        </w:drawing>
+      </w:r>
+    </w:p>
+    <w:p>
+      <w:pPr>
+        <w:rPr>
+          <w:lang w:val="uk-UA"/>
+        </w:rPr>
+      </w:pPr>
     </w:p>
     <w:sectPr>
       <w:pgSz w:w="12240" w:h="15840"/>
@@ -1382,6 +1636,29 @@
       <w:spacing w:val="5"/>
     </w:rPr>
   </w:style>
+  <w:style w:type="character" w:styleId="ae">
+    <w:name w:val="Hyperlink"/>
+    <w:basedOn w:val="a0"/>
+    <w:uiPriority w:val="99"/>
+    <w:unhideWhenUsed/>
+    <w:rsid w:val="00070E04"/>
+    <w:rPr>
+      <w:color w:val="467886" w:themeColor="hyperlink"/>
+      <w:u w:val="single"/>
+    </w:rPr>
+  </w:style>
+  <w:style w:type="character" w:styleId="af">
+    <w:name w:val="Unresolved Mention"/>
+    <w:basedOn w:val="a0"/>
+    <w:uiPriority w:val="99"/>
+    <w:semiHidden/>
+    <w:unhideWhenUsed/>
+    <w:rsid w:val="00070E04"/>
+    <w:rPr>
+      <w:color w:val="605E5C"/>
+      <w:shd w:val="clear" w:color="auto" w:fill="E1DFDD"/>
+    </w:rPr>
+  </w:style>
 </w:styles>
 </file>
 
